--- a/Volume 1/Chapter 10 - Data Structures/SPA_Vol1_Ch10_Lesson10_7_Trees.docx
+++ b/Volume 1/Chapter 10 - Data Structures/SPA_Vol1_Ch10_Lesson10_7_Trees.docx
@@ -812,6 +812,7 @@
         <w:keepNext/>
       </w:pPr>
       <w:r>
+        <w:lastRenderedPageBreak/>
         <w:t xml:space="preserve">  typescript/tsconfig.json</w:t>
       </w:r>
     </w:p>
@@ -1763,31 +1764,31 @@
         <w:pStyle w:val="SourceCode"/>
       </w:pPr>
       <w:r>
-        <w:t>// each node is set aside on its own and must be given back once: malloc</w:t>
-      </w:r>
-    </w:p>
-    <w:p>
-      <w:pPr>
-        <w:pStyle w:val="SourceCode"/>
-      </w:pPr>
-      <w:r>
-        <w:t>// (Lesson 9.3: malloc and new) sets aside sizeof(struct TreeNode) bytes</w:t>
-      </w:r>
-    </w:p>
-    <w:p>
-      <w:pPr>
-        <w:pStyle w:val="SourceCode"/>
-      </w:pPr>
-      <w:r>
-        <w:t>// that last until free gives them back (Lesson 9.4: free and delete).</w:t>
-      </w:r>
-    </w:p>
-    <w:p>
-      <w:pPr>
-        <w:pStyle w:val="SourceCode"/>
-      </w:pPr>
-      <w:r>
-        <w:t>// This Basic version trusts that malloc succeeds.</w:t>
+        <w:t>// one allocation, one release: malloc (Lesson 9.3: malloc and new) sets</w:t>
+      </w:r>
+    </w:p>
+    <w:p>
+      <w:pPr>
+        <w:pStyle w:val="SourceCode"/>
+      </w:pPr>
+      <w:r>
+        <w:t>// aside sizeof(struct TreeNode) bytes that last until free gives them</w:t>
+      </w:r>
+    </w:p>
+    <w:p>
+      <w:pPr>
+        <w:pStyle w:val="SourceCode"/>
+      </w:pPr>
+      <w:r>
+        <w:t>// back (Lesson 9.4: free and delete). Remember, malloc is not zeroed, so</w:t>
+      </w:r>
+    </w:p>
+    <w:p>
+      <w:pPr>
+        <w:pStyle w:val="SourceCode"/>
+      </w:pPr>
+      <w:r>
+        <w:t>// child_count is set to 0. This Basic version trusts that malloc succeeds.</w:t>
       </w:r>
     </w:p>
     <w:p>
@@ -13913,7 +13914,7 @@
         <w:pStyle w:val="SourceCode"/>
       </w:pPr>
       <w:r>
-        <w:t>// related values together, and the constructor fills its fields.</w:t>
+        <w:t>// related values together.</w:t>
       </w:r>
     </w:p>
     <w:p>
@@ -17902,31 +17903,31 @@
       </w:rPr>
     </w:lvl>
   </w:abstractNum>
-  <w:num w:numId="1" w16cid:durableId="1365867701">
+  <w:num w:numId="1" w16cid:durableId="1428118748">
     <w:abstractNumId w:val="8"/>
   </w:num>
-  <w:num w:numId="2" w16cid:durableId="737167121">
+  <w:num w:numId="2" w16cid:durableId="931013508">
     <w:abstractNumId w:val="6"/>
   </w:num>
-  <w:num w:numId="3" w16cid:durableId="861361248">
+  <w:num w:numId="3" w16cid:durableId="1453937512">
     <w:abstractNumId w:val="5"/>
   </w:num>
-  <w:num w:numId="4" w16cid:durableId="1177619712">
+  <w:num w:numId="4" w16cid:durableId="1001352605">
     <w:abstractNumId w:val="4"/>
   </w:num>
-  <w:num w:numId="5" w16cid:durableId="1481119608">
+  <w:num w:numId="5" w16cid:durableId="645398821">
     <w:abstractNumId w:val="7"/>
   </w:num>
-  <w:num w:numId="6" w16cid:durableId="76556904">
+  <w:num w:numId="6" w16cid:durableId="1917544502">
     <w:abstractNumId w:val="3"/>
   </w:num>
-  <w:num w:numId="7" w16cid:durableId="487523894">
+  <w:num w:numId="7" w16cid:durableId="1170608713">
     <w:abstractNumId w:val="2"/>
   </w:num>
-  <w:num w:numId="8" w16cid:durableId="1538812063">
+  <w:num w:numId="8" w16cid:durableId="439187418">
     <w:abstractNumId w:val="1"/>
   </w:num>
-  <w:num w:numId="9" w16cid:durableId="1739085928">
+  <w:num w:numId="9" w16cid:durableId="2013873477">
     <w:abstractNumId w:val="0"/>
   </w:num>
 </w:numbering>
